--- a/work/2026-08-15-seo-review-docs/output/chapter-03-remarkable-body-seo-review.docx
+++ b/work/2026-08-15-seo-review-docs/output/chapter-03-remarkable-body-seo-review.docx
@@ -175,24 +175,29 @@
         </w:rPr>
       </w:pPr>
       <w:r>
+        <w:t>目標搜尋字詞：人體消化吸收、食物如何變成能量、腸道微菌叢、發炎與免疫營養、消化系統運作、營養素代謝</w:t>
+      </w:r>
+    </w:p>
+    <w:p>
+      <w:pPr>
+        <w:spacing w:after="100" w:line="288" w:lineRule="auto"/>
+        <w:rPr>
+          <w:lang w:eastAsia="zh-TW"/>
+        </w:rPr>
+      </w:pPr>
+      <w:r>
         <w:rPr>
           <w:b/>
           <w:color w:val="1F4D78"/>
           <w:lang w:eastAsia="zh-TW"/>
         </w:rPr>
-        <w:t>目標搜尋字詞：</w:t>
-      </w:r>
-      <w:r>
-        <w:rPr>
-          <w:lang w:eastAsia="zh-TW"/>
-        </w:rPr>
-        <w:t>消化吸收、食物如何被身體利用、人體營養運作、</w:t>
-      </w:r>
-      <w:r>
-        <w:rPr>
-          <w:lang w:eastAsia="zh-TW"/>
-        </w:rPr>
-        <w:t>The Remarkable Body</w:t>
+        <w:t>相關搜尋字詞：</w:t>
+      </w:r>
+      <w:r>
+        <w:rPr>
+          <w:lang w:eastAsia="zh-TW"/>
+        </w:rPr>
+        <w:t>消化系統、小腸吸收、肝臟與營養、腸道菌、荷爾蒙與食慾、酒精健康風險、營養師判讀</w:t>
       </w:r>
     </w:p>
     <w:p>
@@ -208,96 +213,39 @@
           <w:color w:val="1F4D78"/>
           <w:lang w:eastAsia="zh-TW"/>
         </w:rPr>
-        <w:t>相關搜尋字詞：</w:t>
-      </w:r>
-      <w:r>
-        <w:rPr>
-          <w:lang w:eastAsia="zh-TW"/>
-        </w:rPr>
-        <w:t>消化系統、小腸吸收、肝臟與營養、腸道菌、荷爾蒙與食慾、酒精健康風險、營養師判讀</w:t>
+        <w:t>搜尋意圖：</w:t>
+      </w:r>
+      <w:r>
+        <w:rPr>
+          <w:lang w:eastAsia="zh-TW"/>
+        </w:rPr>
+        <w:t>讀者想理解食物進入身體後如何消化、吸收、運送與使用，並希望把人體生理轉成日常飲食與就醫判斷。</w:t>
       </w:r>
     </w:p>
     <w:p>
       <w:pPr>
-        <w:spacing w:after="100" w:line="288" w:lineRule="auto"/>
-        <w:rPr>
-          <w:lang w:eastAsia="zh-TW"/>
-        </w:rPr>
-      </w:pPr>
-      <w:r>
-        <w:rPr>
-          <w:b/>
-          <w:color w:val="1F4D78"/>
-          <w:lang w:eastAsia="zh-TW"/>
-        </w:rPr>
-        <w:t>搜尋意圖：</w:t>
-      </w:r>
-      <w:r>
-        <w:rPr>
-          <w:lang w:eastAsia="zh-TW"/>
-        </w:rPr>
-        <w:t>讀者想理解食物進入身體後如何消化、吸收、運送與使用，並希望把人體生理轉成日常飲食與就醫判斷。</w:t>
+        <w:pStyle w:val="1"/>
+        <w:rPr>
+          <w:lang w:eastAsia="zh-TW"/>
+        </w:rPr>
+      </w:pPr>
+      <w:r>
+        <w:rPr>
+          <w:rFonts w:ascii="Calibri" w:eastAsia="Microsoft JhengHei" w:hAnsi="Calibri"/>
+          <w:lang w:eastAsia="zh-TW"/>
+        </w:rPr>
+        <w:t>文章摘要與適合搜尋結果顯示的開場</w:t>
       </w:r>
     </w:p>
     <w:p>
       <w:pPr>
-        <w:pStyle w:val="1"/>
-        <w:rPr>
-          <w:lang w:eastAsia="zh-TW"/>
-        </w:rPr>
-      </w:pPr>
-      <w:r>
-        <w:rPr>
-          <w:rFonts w:ascii="Calibri" w:eastAsia="Microsoft JhengHei" w:hAnsi="Calibri"/>
-          <w:lang w:eastAsia="zh-TW"/>
-        </w:rPr>
-        <w:t>文章摘要與適合搜尋結果顯示的開場</w:t>
-      </w:r>
-    </w:p>
-    <w:p>
-      <w:pPr>
         <w:spacing w:after="100" w:line="288" w:lineRule="auto"/>
         <w:rPr>
           <w:lang w:eastAsia="zh-TW"/>
         </w:rPr>
       </w:pPr>
       <w:r>
-        <w:rPr>
-          <w:b/>
-          <w:color w:val="1F4D78"/>
-          <w:lang w:eastAsia="zh-TW"/>
-        </w:rPr>
-        <w:t>文章摘要：</w:t>
-      </w:r>
-      <w:r>
-        <w:rPr>
-          <w:lang w:eastAsia="zh-TW"/>
-        </w:rPr>
-        <w:t>《</w:t>
-      </w:r>
-      <w:r>
-        <w:rPr>
-          <w:lang w:eastAsia="zh-TW"/>
-        </w:rPr>
-        <w:t>Nutrition Concepts &amp; Controversies</w:t>
-      </w:r>
-      <w:r>
-        <w:rPr>
-          <w:lang w:eastAsia="zh-TW"/>
-        </w:rPr>
-        <w:t>》第</w:t>
-      </w:r>
-      <w:r>
-        <w:rPr>
-          <w:lang w:eastAsia="zh-TW"/>
-        </w:rPr>
-        <w:t xml:space="preserve"> 17 </w:t>
-      </w:r>
-      <w:r>
-        <w:rPr>
-          <w:lang w:eastAsia="zh-TW"/>
-        </w:rPr>
-        <w:t>版第三章從細胞、循環、荷爾蒙、神經、消化、排泄與營養儲存說明人體如何維持運作。本文整理成台灣讀者可使用的消化吸收判讀、味覺與食慾觀察、酒精風險提醒及七日身體訊號練習。</w:t>
+        <w:t>文章摘要：從《Nutrition Concepts &amp; Controversies》第17版第三章讀懂消化、吸收、肝臟、腸道、荷爾蒙與食慾訊號，附七日身體觀察表、酒精風險與就醫提醒。</w:t>
       </w:r>
     </w:p>
     <w:p>
@@ -6321,18 +6269,7 @@
         </w:rPr>
       </w:pPr>
       <w:r>
-        <w:rPr>
-          <w:b/>
-          <w:color w:val="1F4D78"/>
-          <w:lang w:eastAsia="zh-TW"/>
-        </w:rPr>
-        <w:t>分類：</w:t>
-      </w:r>
-      <w:r>
-        <w:rPr>
-          <w:lang w:eastAsia="zh-TW"/>
-        </w:rPr>
-        <w:t>營養學與健康教育</w:t>
+        <w:t>分類：書籍連載與營養知識</w:t>
       </w:r>
     </w:p>
     <w:p>
@@ -6872,14 +6809,7 @@
         <w:spacing w:after="100" w:line="288" w:lineRule="auto"/>
       </w:pPr>
       <w:r>
-        <w:rPr>
-          <w:b/>
-          <w:color w:val="1F4D78"/>
-        </w:rPr>
-        <w:t>建議更新日期：</w:t>
-      </w:r>
-      <w:r>
-        <w:t>2026-08-17</w:t>
+        <w:t>建議更新日期：2026-08-16</w:t>
       </w:r>
     </w:p>
     <w:p>
